--- a/paper/Highlights.docx
+++ b/paper/Highlights.docx
@@ -32,7 +32,7 @@
         </w:numPr>
       </w:pPr>
       <w:r>
-        <w:t xml:space="preserve">A satellite crop-loss measure and published damage figures support this loss</w:t>
+        <w:t xml:space="preserve">BBS damage reports and satellite greenness loss support this loss</w:t>
       </w:r>
     </w:p>
     <w:p>
@@ -44,7 +44,7 @@
         </w:numPr>
       </w:pPr>
       <w:r>
-        <w:t xml:space="preserve">Other large floods left no fall in area, so no general rule is established</w:t>
+        <w:t xml:space="preserve">The 2016 and 2022 flood years showed no comparable fall, so no general rule holds</w:t>
       </w:r>
     </w:p>
     <w:p>
@@ -56,7 +56,7 @@
         </w:numPr>
       </w:pPr>
       <w:r>
-        <w:t xml:space="preserve">Exploratory results suggest that water arriving before harvest does the damage</w:t>
+        <w:t xml:space="preserve">Exploratory results point to flood timing, a hypothesis that rests on 2017</w:t>
       </w:r>
     </w:p>
     <w:p>
@@ -68,7 +68,7 @@
         </w:numPr>
       </w:pPr>
       <w:r>
-        <w:t xml:space="preserve">Yield alone can miss the largest flood losses, so track area and production too</w:t>
+        <w:t xml:space="preserve">Yield alone can miss large flood losses, so track area and production too</w:t>
       </w:r>
     </w:p>
     <w:bookmarkEnd w:id="9"/>
